--- a/dailies/sample-roundup.docx
+++ b/dailies/sample-roundup.docx
@@ -49,7 +49,22 @@
           <w:b/>
           <w:bCs/>
         </w:rPr>
-        <w:t xml:space="preserve">Workstream: </w:t>
+        <w:t xml:space="preserve">Project: </w:t>
+      </w:r>
+      <w:r>
+        <w:t xml:space="preserve">Q4 launch</w:t>
+      </w:r>
+    </w:p>
+    <w:p>
+      <w:pPr>
+        <w:spacing w:after="40"/>
+      </w:pPr>
+      <w:r>
+        <w:rPr>
+          <w:b/>
+          <w:bCs/>
+        </w:rPr>
+        <w:t xml:space="preserve">Deliverable: </w:t>
       </w:r>
       <w:r>
         <w:t xml:space="preserve">Q4 launch film</w:t>
@@ -300,7 +315,22 @@
           <w:b/>
           <w:bCs/>
         </w:rPr>
-        <w:t xml:space="preserve">Workstream: </w:t>
+        <w:t xml:space="preserve">Project: </w:t>
+      </w:r>
+      <w:r>
+        <w:t xml:space="preserve">Localisation</w:t>
+      </w:r>
+    </w:p>
+    <w:p>
+      <w:pPr>
+        <w:spacing w:after="40"/>
+      </w:pPr>
+      <w:r>
+        <w:rPr>
+          <w:b/>
+          <w:bCs/>
+        </w:rPr>
+        <w:t xml:space="preserve">Deliverable: </w:t>
       </w:r>
       <w:r>
         <w:t xml:space="preserve">Subtitle automation</w:t>
@@ -538,7 +568,22 @@
           <w:b/>
           <w:bCs/>
         </w:rPr>
-        <w:t xml:space="preserve">Workstream: </w:t>
+        <w:t xml:space="preserve">Project: </w:t>
+      </w:r>
+      <w:r>
+        <w:t xml:space="preserve">Brand refresh</w:t>
+      </w:r>
+    </w:p>
+    <w:p>
+      <w:pPr>
+        <w:spacing w:after="40"/>
+      </w:pPr>
+      <w:r>
+        <w:rPr>
+          <w:b/>
+          <w:bCs/>
+        </w:rPr>
+        <w:t xml:space="preserve">Deliverable: </w:t>
       </w:r>
       <w:r>
         <w:t xml:space="preserve">Brand sting refresh</w:t>
